--- a/大物实验预习/实验报告-金属电子逸出功与荷质比的测定-完整数据处理.docx
+++ b/大物实验预习/实验报告-金属电子逸出功与荷质比的测定-完整数据处理.docx
@@ -4272,7 +4272,7 @@
       <w:r>
         <w:drawing>
           <wp:inline distT="0" distB="0" distL="0" distR="0">
-            <wp:extent cx="5500000" cy="3928571"/>
+            <wp:extent cx="5500000" cy="4085714"/>
             <wp:effectExtent l="0" t="0" r="0" b="0"/>
             <wp:docPr id="2" name="Image 2" descr="表4对应作图：理查森直线 lg(I/T²)−1/T 求斜率"/>
             <wp:cNvGraphicFramePr>
@@ -4294,7 +4294,7 @@
                   <pic:spPr>
                     <a:xfrm>
                       <a:off x="0" y="0"/>
-                      <a:ext cx="5500000" cy="3928571"/>
+                      <a:ext cx="5500000" cy="4085714"/>
                     </a:xfrm>
                     <a:prstGeom prst="rect">
                       <a:avLst/>
@@ -5089,7 +5089,7 @@
       <w:r>
         <w:drawing>
           <wp:inline distT="0" distB="0" distL="0" distR="0">
-            <wp:extent cx="5500000" cy="3928571"/>
+            <wp:extent cx="5500000" cy="4085714"/>
             <wp:effectExtent l="0" t="0" r="0" b="0"/>
             <wp:docPr id="4" name="Image 4" descr="表5对应作图2：U_a−I_C² 直线求斜率K"/>
             <wp:cNvGraphicFramePr>
@@ -5111,7 +5111,7 @@
                   <pic:spPr>
                     <a:xfrm>
                       <a:off x="0" y="0"/>
-                      <a:ext cx="5500000" cy="3928571"/>
+                      <a:ext cx="5500000" cy="4085714"/>
                     </a:xfrm>
                     <a:prstGeom prst="rect">
                       <a:avLst/>
